--- a/Имена и названия.docx
+++ b/Имена и названия.docx
@@ -3672,7 +3672,6 @@
             <w:pPr>
               <w:rPr>
                 <w:rFonts w:ascii="Yu Gothic" w:eastAsia="Yu Gothic" w:hAnsi="Yu Gothic"/>
-                <w:lang w:val="en-US"/>
               </w:rPr>
             </w:pPr>
             <w:r>
@@ -3687,9 +3686,30 @@
                 <w:rFonts w:ascii="Yu Gothic" w:eastAsia="Yu Gothic" w:hAnsi="Yu Gothic" w:hint="eastAsia"/>
                 <w:lang w:val="en-US"/>
               </w:rPr>
+              <w:t>・</w:t>
+            </w:r>
+            <w:r>
+              <w:rPr>
+                <w:rFonts w:ascii="Yu Gothic" w:eastAsia="Yu Gothic" w:hAnsi="Yu Gothic" w:hint="eastAsia"/>
+                <w:lang w:val="en-US"/>
+              </w:rPr>
               <w:t>ターザン</w:t>
             </w:r>
           </w:p>
+          <w:p>
+            <w:pPr>
+              <w:rPr>
+                <w:rFonts w:ascii="Yu Gothic" w:eastAsia="Yu Gothic" w:hAnsi="Yu Gothic"/>
+              </w:rPr>
+            </w:pPr>
+            <w:r>
+              <w:rPr>
+                <w:rFonts w:ascii="Yu Gothic" w:eastAsia="Yu Gothic" w:hAnsi="Yu Gothic" w:hint="eastAsia"/>
+                <w:lang w:val="en-US"/>
+              </w:rPr>
+              <w:t>ターザン・そばかす</w:t>
+            </w:r>
+          </w:p>
         </w:tc>
         <w:tc>
           <w:tcPr>
@@ -3698,6 +3718,204 @@
           <w:p>
             <w:r>
               <w:t>Тарзан с веснушками</w:t>
+            </w:r>
+          </w:p>
+        </w:tc>
+      </w:tr>
+      <w:tr>
+        <w:tc>
+          <w:tcPr>
+            <w:tcW w:w="3115" w:type="dxa"/>
+          </w:tcPr>
+          <w:p>
+            <w:pPr>
+              <w:rPr>
+                <w:lang w:val="en-US"/>
+              </w:rPr>
+            </w:pPr>
+          </w:p>
+        </w:tc>
+        <w:tc>
+          <w:tcPr>
+            <w:tcW w:w="3115" w:type="dxa"/>
+          </w:tcPr>
+          <w:p>
+            <w:pPr>
+              <w:rPr>
+                <w:rFonts w:ascii="Yu Gothic" w:eastAsia="Yu Gothic" w:hAnsi="Yu Gothic"/>
+                <w:lang w:val="en-US"/>
+              </w:rPr>
+            </w:pPr>
+            <w:r>
+              <w:ruby>
+                <w:rubyPr>
+                  <w:rubyAlign w:val="distributeSpace"/>
+                  <w:hps w:val="14"/>
+                  <w:hpsRaise w:val="26"/>
+                  <w:hpsBaseText w:val="24"/>
+                  <w:lid w:val="ja-JP"/>
+                </w:rubyPr>
+                <w:rt>
+                  <w:r>
+                    <w:rPr>
+                      <w:rFonts w:ascii="Yu Mincho" w:eastAsia="Yu Mincho" w:hAnsi="Yu Mincho" w:hint="eastAsia"/>
+                      <w:sz w:val="14"/>
+                    </w:rPr>
+                    <w:t>きざ</w:t>
+                  </w:r>
+                </w:rt>
+                <w:rubyBase>
+                  <w:r>
+                    <w:rPr>
+                      <w:rFonts w:hint="eastAsia"/>
+                    </w:rPr>
+                    <w:t>気障</w:t>
+                  </w:r>
+                </w:rubyBase>
+              </w:ruby>
+            </w:r>
+            <w:r>
+              <w:ruby>
+                <w:rubyPr>
+                  <w:rubyAlign w:val="distributeSpace"/>
+                  <w:hps w:val="14"/>
+                  <w:hpsRaise w:val="26"/>
+                  <w:hpsBaseText w:val="24"/>
+                  <w:lid w:val="ja-JP"/>
+                </w:rubyPr>
+                <w:rt>
+                  <w:r>
+                    <w:rPr>
+                      <w:rFonts w:ascii="Yu Mincho" w:eastAsia="Yu Mincho" w:hAnsi="Yu Mincho" w:hint="eastAsia"/>
+                      <w:sz w:val="14"/>
+                    </w:rPr>
+                    <w:t>きぞく</w:t>
+                  </w:r>
+                </w:rt>
+                <w:rubyBase>
+                  <w:r>
+                    <w:rPr>
+                      <w:rFonts w:hint="eastAsia"/>
+                    </w:rPr>
+                    <w:t>貴族</w:t>
+                  </w:r>
+                </w:rubyBase>
+              </w:ruby>
+            </w:r>
+          </w:p>
+        </w:tc>
+        <w:tc>
+          <w:tcPr>
+            <w:tcW w:w="3115" w:type="dxa"/>
+          </w:tcPr>
+          <w:p>
+            <w:r>
+              <w:t>Сноб-аристократ</w:t>
+            </w:r>
+          </w:p>
+        </w:tc>
+      </w:tr>
+      <w:tr>
+        <w:tc>
+          <w:tcPr>
+            <w:tcW w:w="3115" w:type="dxa"/>
+          </w:tcPr>
+          <w:p>
+            <w:pPr>
+              <w:rPr>
+                <w:lang w:val="en-US"/>
+              </w:rPr>
+            </w:pPr>
+          </w:p>
+        </w:tc>
+        <w:tc>
+          <w:tcPr>
+            <w:tcW w:w="3115" w:type="dxa"/>
+          </w:tcPr>
+          <w:p>
+            <w:pPr>
+              <w:rPr>
+                <w:rFonts w:ascii="Yu Gothic" w:eastAsia="Yu Gothic" w:hAnsi="Yu Gothic"/>
+                <w:lang w:val="en-US"/>
+              </w:rPr>
+            </w:pPr>
+            <w:r>
+              <w:rPr>
+                <w:rFonts w:ascii="Yu Gothic" w:eastAsia="Yu Gothic" w:hAnsi="Yu Gothic"/>
+                <w:lang w:val="en-US"/>
+              </w:rPr>
+              <w:ruby>
+                <w:rubyPr>
+                  <w:rubyAlign w:val="distributeSpace"/>
+                  <w:hps w:val="12"/>
+                  <w:hpsRaise w:val="22"/>
+                  <w:hpsBaseText w:val="24"/>
+                  <w:lid w:val="ja-JP"/>
+                </w:rubyPr>
+                <w:rt>
+                  <w:r>
+                    <w:rPr>
+                      <w:rFonts w:ascii="Yu Gothic" w:eastAsia="Yu Gothic" w:hAnsi="Yu Gothic"/>
+                      <w:sz w:val="12"/>
+                      <w:lang w:val="en-US"/>
+                    </w:rPr>
+                    <w:t>しか</w:t>
+                  </w:r>
+                </w:rt>
+                <w:rubyBase>
+                  <w:r>
+                    <w:rPr>
+                      <w:rFonts w:ascii="Yu Gothic" w:eastAsia="Yu Gothic" w:hAnsi="Yu Gothic"/>
+                      <w:lang w:val="en-US"/>
+                    </w:rPr>
+                    <w:t>鹿</w:t>
+                  </w:r>
+                </w:rubyBase>
+              </w:ruby>
+            </w:r>
+            <w:r>
+              <w:rPr>
+                <w:rFonts w:ascii="Yu Gothic" w:eastAsia="Yu Gothic" w:hAnsi="Yu Gothic"/>
+                <w:lang w:val="en-US"/>
+              </w:rPr>
+              <w:ruby>
+                <w:rubyPr>
+                  <w:rubyAlign w:val="distributeSpace"/>
+                  <w:hps w:val="12"/>
+                  <w:hpsRaise w:val="22"/>
+                  <w:hpsBaseText w:val="24"/>
+                  <w:lid w:val="ja-JP"/>
+                </w:rubyPr>
+                <w:rt>
+                  <w:r>
+                    <w:rPr>
+                      <w:rFonts w:ascii="Yu Gothic" w:eastAsia="Yu Gothic" w:hAnsi="Yu Gothic"/>
+                      <w:sz w:val="12"/>
+                      <w:lang w:val="en-US"/>
+                    </w:rPr>
+                    <w:t>がかり</w:t>
+                  </w:r>
+                </w:rt>
+                <w:rubyBase>
+                  <w:r>
+                    <w:rPr>
+                      <w:rFonts w:ascii="Yu Gothic" w:eastAsia="Yu Gothic" w:hAnsi="Yu Gothic"/>
+                      <w:lang w:val="en-US"/>
+                    </w:rPr>
+                    <w:t>係</w:t>
+                  </w:r>
+                </w:rubyBase>
+              </w:ruby>
+            </w:r>
+          </w:p>
+        </w:tc>
+        <w:tc>
+          <w:tcPr>
+            <w:tcW w:w="3115" w:type="dxa"/>
+          </w:tcPr>
+          <w:p>
+            <w:r>
+              <w:t>Смотритель оленей</w:t>
             </w:r>
           </w:p>
         </w:tc>
@@ -6300,6 +6518,7 @@
               <w:rPr>
                 <w:lang w:val="en-US"/>
               </w:rPr>
+              <w:lastRenderedPageBreak/>
               <w:t>19</w:t>
             </w:r>
           </w:p>
@@ -6776,7 +6995,6 @@
               <w:rPr>
                 <w:lang w:val="en-US"/>
               </w:rPr>
-              <w:lastRenderedPageBreak/>
               <w:t>22</w:t>
             </w:r>
           </w:p>
@@ -8775,7 +8993,7 @@
           </w:tcPr>
           <w:p>
             <w:r>
-              <w:t>Неожиданная (чудесная) встреча</w:t>
+              <w:t>Неожиданная встреча</w:t>
             </w:r>
           </w:p>
         </w:tc>
@@ -9942,6 +10160,7 @@
               <w:rPr>
                 <w:lang w:val="en-US"/>
               </w:rPr>
+              <w:lastRenderedPageBreak/>
               <w:t>48</w:t>
             </w:r>
           </w:p>
@@ -10408,7 +10627,6 @@
               <w:rPr>
                 <w:lang w:val="en-US"/>
               </w:rPr>
-              <w:lastRenderedPageBreak/>
               <w:t>51</w:t>
             </w:r>
           </w:p>
@@ -13739,6 +13957,7 @@
               <w:rPr>
                 <w:lang w:val="en-US"/>
               </w:rPr>
+              <w:lastRenderedPageBreak/>
               <w:t>77</w:t>
             </w:r>
           </w:p>
@@ -13976,7 +14195,6 @@
               <w:rPr>
                 <w:lang w:val="en-US"/>
               </w:rPr>
-              <w:lastRenderedPageBreak/>
               <w:t>80</w:t>
             </w:r>
           </w:p>
@@ -16976,6 +17194,7 @@
               <w:rPr>
                 <w:lang w:val="en-US"/>
               </w:rPr>
+              <w:lastRenderedPageBreak/>
               <w:t>106</w:t>
             </w:r>
           </w:p>
@@ -17335,7 +17554,6 @@
               <w:rPr>
                 <w:lang w:val="en-US"/>
               </w:rPr>
-              <w:lastRenderedPageBreak/>
               <w:t>109</w:t>
             </w:r>
           </w:p>

--- a/Имена и названия.docx
+++ b/Имена и названия.docx
@@ -2608,31 +2608,86 @@
                 <w:lang w:val="en-US"/>
               </w:rPr>
             </w:pPr>
-            <w:r>
-              <w:rPr>
-                <w:lang w:val="en-US"/>
-              </w:rPr>
-              <w:t>Auld Lang Syne</w:t>
-            </w:r>
-          </w:p>
-        </w:tc>
-        <w:tc>
-          <w:tcPr>
-            <w:tcW w:w="3115" w:type="dxa"/>
-          </w:tcPr>
-          <w:p>
-            <w:pPr>
+          </w:p>
+        </w:tc>
+        <w:tc>
+          <w:tcPr>
+            <w:tcW w:w="3115" w:type="dxa"/>
+          </w:tcPr>
+          <w:p>
+            <w:pPr>
+              <w:rPr>
+                <w:rFonts w:ascii="Yu Gothic" w:eastAsia="Yu Gothic" w:hAnsi="Yu Gothic" w:hint="eastAsia"/>
+              </w:rPr>
+            </w:pPr>
+            <w:r>
+              <w:rPr>
+                <w:rFonts w:ascii="Yu Gothic" w:eastAsia="Yu Gothic" w:hAnsi="Yu Gothic" w:hint="eastAsia"/>
+              </w:rPr>
+              <w:t>グランチェスタ</w:t>
+            </w:r>
+            <w:r>
+              <w:rPr>
+                <w:rFonts w:ascii="Yu Gothic" w:eastAsia="Yu Gothic" w:hAnsi="Yu Gothic" w:hint="eastAsia"/>
+              </w:rPr>
+              <w:t>ー</w:t>
+            </w:r>
+            <w:r>
               <w:rPr>
                 <w:rFonts w:ascii="Yu Gothic" w:eastAsia="Yu Gothic" w:hAnsi="Yu Gothic"/>
               </w:rPr>
-            </w:pPr>
-          </w:p>
-        </w:tc>
-        <w:tc>
-          <w:tcPr>
-            <w:tcW w:w="3115" w:type="dxa"/>
-          </w:tcPr>
-          <w:p/>
+              <w:ruby>
+                <w:rubyPr>
+                  <w:rubyAlign w:val="distributeSpace"/>
+                  <w:hps w:val="12"/>
+                  <w:hpsRaise w:val="22"/>
+                  <w:hpsBaseText w:val="24"/>
+                  <w:lid w:val="ja-JP"/>
+                </w:rubyPr>
+                <w:rt>
+                  <w:r>
+                    <w:rPr>
+                      <w:rFonts w:ascii="Yu Gothic" w:eastAsia="Yu Gothic" w:hAnsi="Yu Gothic"/>
+                      <w:sz w:val="12"/>
+                    </w:rPr>
+                    <w:t>け</w:t>
+                  </w:r>
+                </w:rt>
+                <w:rubyBase>
+                  <w:r>
+                    <w:rPr>
+                      <w:rFonts w:ascii="Yu Gothic" w:eastAsia="Yu Gothic" w:hAnsi="Yu Gothic"/>
+                    </w:rPr>
+                    <w:t>家</w:t>
+                  </w:r>
+                </w:rubyBase>
+              </w:ruby>
+            </w:r>
+          </w:p>
+        </w:tc>
+        <w:tc>
+          <w:tcPr>
+            <w:tcW w:w="3115" w:type="dxa"/>
+          </w:tcPr>
+          <w:p>
+            <w:pPr>
+              <w:rPr>
+                <w:rFonts w:cstheme="minorHAnsi"/>
+              </w:rPr>
+            </w:pPr>
+            <w:r>
+              <w:rPr>
+                <w:rFonts w:cstheme="minorHAnsi"/>
+              </w:rPr>
+              <w:t xml:space="preserve">Род </w:t>
+            </w:r>
+            <w:r>
+              <w:t>Гранчестер</w:t>
+            </w:r>
+            <w:r>
+              <w:t>ов</w:t>
+            </w:r>
+          </w:p>
         </w:tc>
       </w:tr>
       <w:tr>
@@ -2650,7 +2705,7 @@
               <w:rPr>
                 <w:lang w:val="en-US"/>
               </w:rPr>
-              <w:t>Lakewood</w:t>
+              <w:t>Auld Lang Syne</w:t>
             </w:r>
           </w:p>
         </w:tc>
@@ -2670,17 +2725,7 @@
           <w:tcPr>
             <w:tcW w:w="3115" w:type="dxa"/>
           </w:tcPr>
-          <w:p>
-            <w:r>
-              <w:t>Л</w:t>
-            </w:r>
-            <w:r>
-              <w:t>е</w:t>
-            </w:r>
-            <w:r>
-              <w:t>йквуд</w:t>
-            </w:r>
-          </w:p>
+          <w:p/>
         </w:tc>
       </w:tr>
       <w:tr>
@@ -2698,7 +2743,7 @@
               <w:rPr>
                 <w:lang w:val="en-US"/>
               </w:rPr>
-              <w:t>Pony’s home</w:t>
+              <w:t>Lakewood</w:t>
             </w:r>
           </w:p>
         </w:tc>
@@ -2712,60 +2757,21 @@
                 <w:rFonts w:ascii="Yu Gothic" w:eastAsia="Yu Gothic" w:hAnsi="Yu Gothic"/>
               </w:rPr>
             </w:pPr>
-            <w:r>
-              <w:rPr>
-                <w:rFonts w:ascii="Yu Gothic" w:eastAsia="Yu Gothic" w:hAnsi="Yu Gothic" w:hint="eastAsia"/>
-              </w:rPr>
-              <w:t>ポニーの</w:t>
-            </w:r>
-            <w:r>
-              <w:rPr>
-                <w:rFonts w:ascii="Yu Gothic" w:eastAsia="Yu Gothic" w:hAnsi="Yu Gothic"/>
-              </w:rPr>
-              <w:ruby>
-                <w:rubyPr>
-                  <w:rubyAlign w:val="distributeSpace"/>
-                  <w:hps w:val="12"/>
-                  <w:hpsRaise w:val="22"/>
-                  <w:hpsBaseText w:val="24"/>
-                  <w:lid w:val="ja-JP"/>
-                </w:rubyPr>
-                <w:rt>
-                  <w:r>
-                    <w:rPr>
-                      <w:rFonts w:ascii="Yu Gothic" w:eastAsia="Yu Gothic" w:hAnsi="Yu Gothic"/>
-                      <w:sz w:val="12"/>
-                    </w:rPr>
-                    <w:t>いえ</w:t>
-                  </w:r>
-                </w:rt>
-                <w:rubyBase>
-                  <w:r>
-                    <w:rPr>
-                      <w:rFonts w:ascii="Yu Gothic" w:eastAsia="Yu Gothic" w:hAnsi="Yu Gothic"/>
-                    </w:rPr>
-                    <w:t>家</w:t>
-                  </w:r>
-                </w:rubyBase>
-              </w:ruby>
-            </w:r>
-          </w:p>
-        </w:tc>
-        <w:tc>
-          <w:tcPr>
-            <w:tcW w:w="3115" w:type="dxa"/>
-          </w:tcPr>
-          <w:p>
-            <w:pPr>
-              <w:rPr>
-                <w:rFonts w:cstheme="minorHAnsi"/>
-              </w:rPr>
-            </w:pPr>
-            <w:r>
-              <w:rPr>
-                <w:rFonts w:cstheme="minorHAnsi"/>
-              </w:rPr>
-              <w:t>Дом Пони</w:t>
+          </w:p>
+        </w:tc>
+        <w:tc>
+          <w:tcPr>
+            <w:tcW w:w="3115" w:type="dxa"/>
+          </w:tcPr>
+          <w:p>
+            <w:r>
+              <w:t>Л</w:t>
+            </w:r>
+            <w:r>
+              <w:t>е</w:t>
+            </w:r>
+            <w:r>
+              <w:t>йквуд</w:t>
             </w:r>
           </w:p>
         </w:tc>
@@ -2776,11 +2782,16 @@
             <w:tcW w:w="3115" w:type="dxa"/>
           </w:tcPr>
           <w:p>
-            <w:r>
-              <w:rPr>
-                <w:lang w:val="en-US"/>
-              </w:rPr>
-              <w:t>Sweet Candy</w:t>
+            <w:pPr>
+              <w:rPr>
+                <w:lang w:val="en-US"/>
+              </w:rPr>
+            </w:pPr>
+            <w:r>
+              <w:rPr>
+                <w:lang w:val="en-US"/>
+              </w:rPr>
+              <w:t>Pony’s home</w:t>
             </w:r>
           </w:p>
         </w:tc>
@@ -2794,15 +2805,60 @@
                 <w:rFonts w:ascii="Yu Gothic" w:eastAsia="Yu Gothic" w:hAnsi="Yu Gothic"/>
               </w:rPr>
             </w:pPr>
-          </w:p>
-        </w:tc>
-        <w:tc>
-          <w:tcPr>
-            <w:tcW w:w="3115" w:type="dxa"/>
-          </w:tcPr>
-          <w:p>
-            <w:r>
-              <w:t>Милая Кэнди</w:t>
+            <w:r>
+              <w:rPr>
+                <w:rFonts w:ascii="Yu Gothic" w:eastAsia="Yu Gothic" w:hAnsi="Yu Gothic" w:hint="eastAsia"/>
+              </w:rPr>
+              <w:t>ポニーの</w:t>
+            </w:r>
+            <w:r>
+              <w:rPr>
+                <w:rFonts w:ascii="Yu Gothic" w:eastAsia="Yu Gothic" w:hAnsi="Yu Gothic"/>
+              </w:rPr>
+              <w:ruby>
+                <w:rubyPr>
+                  <w:rubyAlign w:val="distributeSpace"/>
+                  <w:hps w:val="12"/>
+                  <w:hpsRaise w:val="22"/>
+                  <w:hpsBaseText w:val="24"/>
+                  <w:lid w:val="ja-JP"/>
+                </w:rubyPr>
+                <w:rt>
+                  <w:r>
+                    <w:rPr>
+                      <w:rFonts w:ascii="Yu Gothic" w:eastAsia="Yu Gothic" w:hAnsi="Yu Gothic"/>
+                      <w:sz w:val="12"/>
+                    </w:rPr>
+                    <w:t>いえ</w:t>
+                  </w:r>
+                </w:rt>
+                <w:rubyBase>
+                  <w:r>
+                    <w:rPr>
+                      <w:rFonts w:ascii="Yu Gothic" w:eastAsia="Yu Gothic" w:hAnsi="Yu Gothic"/>
+                    </w:rPr>
+                    <w:t>家</w:t>
+                  </w:r>
+                </w:rubyBase>
+              </w:ruby>
+            </w:r>
+          </w:p>
+        </w:tc>
+        <w:tc>
+          <w:tcPr>
+            <w:tcW w:w="3115" w:type="dxa"/>
+          </w:tcPr>
+          <w:p>
+            <w:pPr>
+              <w:rPr>
+                <w:rFonts w:cstheme="minorHAnsi"/>
+              </w:rPr>
+            </w:pPr>
+            <w:r>
+              <w:rPr>
+                <w:rFonts w:cstheme="minorHAnsi"/>
+              </w:rPr>
+              <w:t>Дом Пони</w:t>
             </w:r>
           </w:p>
         </w:tc>
@@ -2813,11 +2869,12 @@
             <w:tcW w:w="3115" w:type="dxa"/>
           </w:tcPr>
           <w:p>
-            <w:pPr>
-              <w:rPr>
-                <w:lang w:val="en-US"/>
-              </w:rPr>
-            </w:pPr>
+            <w:r>
+              <w:rPr>
+                <w:lang w:val="en-US"/>
+              </w:rPr>
+              <w:t>Sweet Candy</w:t>
+            </w:r>
           </w:p>
         </w:tc>
         <w:tc>
@@ -2828,25 +2885,17 @@
             <w:pPr>
               <w:rPr>
                 <w:rFonts w:ascii="Yu Gothic" w:eastAsia="Yu Gothic" w:hAnsi="Yu Gothic"/>
-                <w:lang w:val="en-US"/>
-              </w:rPr>
-            </w:pPr>
-            <w:r>
-              <w:rPr>
-                <w:rFonts w:ascii="Yu Gothic" w:eastAsia="Yu Gothic" w:hAnsi="Yu Gothic" w:hint="eastAsia"/>
-                <w:lang w:val="en-US"/>
-              </w:rPr>
-              <w:t>そばかすちゃん</w:t>
-            </w:r>
-          </w:p>
-        </w:tc>
-        <w:tc>
-          <w:tcPr>
-            <w:tcW w:w="3115" w:type="dxa"/>
-          </w:tcPr>
-          <w:p>
-            <w:r>
-              <w:t>Малышка с веснушками</w:t>
+              </w:rPr>
+            </w:pPr>
+          </w:p>
+        </w:tc>
+        <w:tc>
+          <w:tcPr>
+            <w:tcW w:w="3115" w:type="dxa"/>
+          </w:tcPr>
+          <w:p>
+            <w:r>
+              <w:t>Милая Кэнди</w:t>
             </w:r>
           </w:p>
         </w:tc>
@@ -2880,17 +2929,17 @@
                 <w:rFonts w:ascii="Yu Gothic" w:eastAsia="Yu Gothic" w:hAnsi="Yu Gothic" w:hint="eastAsia"/>
                 <w:lang w:val="en-US"/>
               </w:rPr>
-              <w:t>レディーそばかす</w:t>
-            </w:r>
-          </w:p>
-        </w:tc>
-        <w:tc>
-          <w:tcPr>
-            <w:tcW w:w="3115" w:type="dxa"/>
-          </w:tcPr>
-          <w:p>
-            <w:r>
-              <w:t>Леди с веснушками</w:t>
+              <w:t>そばかすちゃん</w:t>
+            </w:r>
+          </w:p>
+        </w:tc>
+        <w:tc>
+          <w:tcPr>
+            <w:tcW w:w="3115" w:type="dxa"/>
+          </w:tcPr>
+          <w:p>
+            <w:r>
+              <w:t>Малышка с веснушками</w:t>
             </w:r>
           </w:p>
         </w:tc>
@@ -2924,58 +2973,17 @@
                 <w:rFonts w:ascii="Yu Gothic" w:eastAsia="Yu Gothic" w:hAnsi="Yu Gothic" w:hint="eastAsia"/>
                 <w:lang w:val="en-US"/>
               </w:rPr>
-              <w:t>お</w:t>
-            </w:r>
-            <w:r>
-              <w:rPr>
-                <w:rFonts w:ascii="Yu Gothic" w:eastAsia="Yu Gothic" w:hAnsi="Yu Gothic"/>
-                <w:lang w:val="en-US"/>
-              </w:rPr>
-              <w:ruby>
-                <w:rubyPr>
-                  <w:rubyAlign w:val="distributeSpace"/>
-                  <w:hps w:val="12"/>
-                  <w:hpsRaise w:val="22"/>
-                  <w:hpsBaseText w:val="24"/>
-                  <w:lid w:val="ja-JP"/>
-                </w:rubyPr>
-                <w:rt>
-                  <w:r>
-                    <w:rPr>
-                      <w:rFonts w:ascii="Yu Gothic" w:eastAsia="Yu Gothic" w:hAnsi="Yu Gothic"/>
-                      <w:sz w:val="12"/>
-                      <w:lang w:val="en-US"/>
-                    </w:rPr>
-                    <w:t>てんば</w:t>
-                  </w:r>
-                </w:rt>
-                <w:rubyBase>
-                  <w:r>
-                    <w:rPr>
-                      <w:rFonts w:ascii="Yu Gothic" w:eastAsia="Yu Gothic" w:hAnsi="Yu Gothic"/>
-                      <w:lang w:val="en-US"/>
-                    </w:rPr>
-                    <w:t>転婆</w:t>
-                  </w:r>
-                </w:rubyBase>
-              </w:ruby>
-            </w:r>
-            <w:r>
-              <w:rPr>
-                <w:rFonts w:ascii="Yu Gothic" w:eastAsia="Yu Gothic" w:hAnsi="Yu Gothic" w:hint="eastAsia"/>
-                <w:lang w:val="en-US"/>
-              </w:rPr>
-              <w:t>さん</w:t>
-            </w:r>
-          </w:p>
-        </w:tc>
-        <w:tc>
-          <w:tcPr>
-            <w:tcW w:w="3115" w:type="dxa"/>
-          </w:tcPr>
-          <w:p>
-            <w:r>
-              <w:t>Мисс озорница</w:t>
+              <w:t>レディーそばかす</w:t>
+            </w:r>
+          </w:p>
+        </w:tc>
+        <w:tc>
+          <w:tcPr>
+            <w:tcW w:w="3115" w:type="dxa"/>
+          </w:tcPr>
+          <w:p>
+            <w:r>
+              <w:t>Леди с веснушками</w:t>
             </w:r>
           </w:p>
         </w:tc>
@@ -3006,6 +3014,13 @@
             </w:pPr>
             <w:r>
               <w:rPr>
+                <w:rFonts w:ascii="Yu Gothic" w:eastAsia="Yu Gothic" w:hAnsi="Yu Gothic" w:hint="eastAsia"/>
+                <w:lang w:val="en-US"/>
+              </w:rPr>
+              <w:t>お</w:t>
+            </w:r>
+            <w:r>
+              <w:rPr>
                 <w:rFonts w:ascii="Yu Gothic" w:eastAsia="Yu Gothic" w:hAnsi="Yu Gothic"/>
                 <w:lang w:val="en-US"/>
               </w:rPr>
@@ -3024,7 +3039,7 @@
                       <w:sz w:val="12"/>
                       <w:lang w:val="en-US"/>
                     </w:rPr>
-                    <w:t>さんじゅうし</w:t>
+                    <w:t>てんば</w:t>
                   </w:r>
                 </w:rt>
                 <w:rubyBase>
@@ -3033,20 +3048,27 @@
                       <w:rFonts w:ascii="Yu Gothic" w:eastAsia="Yu Gothic" w:hAnsi="Yu Gothic"/>
                       <w:lang w:val="en-US"/>
                     </w:rPr>
-                    <w:t>三銃士</w:t>
-                  </w:r>
-                </w:rubyBase>
-              </w:ruby>
-            </w:r>
-          </w:p>
-        </w:tc>
-        <w:tc>
-          <w:tcPr>
-            <w:tcW w:w="3115" w:type="dxa"/>
-          </w:tcPr>
-          <w:p>
-            <w:r>
-              <w:t>Три мушкетёра</w:t>
+                    <w:t>転婆</w:t>
+                  </w:r>
+                </w:rubyBase>
+              </w:ruby>
+            </w:r>
+            <w:r>
+              <w:rPr>
+                <w:rFonts w:ascii="Yu Gothic" w:eastAsia="Yu Gothic" w:hAnsi="Yu Gothic" w:hint="eastAsia"/>
+                <w:lang w:val="en-US"/>
+              </w:rPr>
+              <w:t>さん</w:t>
+            </w:r>
+          </w:p>
+        </w:tc>
+        <w:tc>
+          <w:tcPr>
+            <w:tcW w:w="3115" w:type="dxa"/>
+          </w:tcPr>
+          <w:p>
+            <w:r>
+              <w:t>Мисс озорница</w:t>
             </w:r>
           </w:p>
         </w:tc>
@@ -3095,7 +3117,7 @@
                       <w:sz w:val="12"/>
                       <w:lang w:val="en-US"/>
                     </w:rPr>
-                    <w:t>おやぶん</w:t>
+                    <w:t>さんじゅうし</w:t>
                   </w:r>
                 </w:rt>
                 <w:rubyBase>
@@ -3104,20 +3126,20 @@
                       <w:rFonts w:ascii="Yu Gothic" w:eastAsia="Yu Gothic" w:hAnsi="Yu Gothic"/>
                       <w:lang w:val="en-US"/>
                     </w:rPr>
-                    <w:t>親分</w:t>
-                  </w:r>
-                </w:rubyBase>
-              </w:ruby>
-            </w:r>
-          </w:p>
-        </w:tc>
-        <w:tc>
-          <w:tcPr>
-            <w:tcW w:w="3115" w:type="dxa"/>
-          </w:tcPr>
-          <w:p>
-            <w:r>
-              <w:t>Босс</w:t>
+                    <w:t>三銃士</w:t>
+                  </w:r>
+                </w:rubyBase>
+              </w:ruby>
+            </w:r>
+          </w:p>
+        </w:tc>
+        <w:tc>
+          <w:tcPr>
+            <w:tcW w:w="3115" w:type="dxa"/>
+          </w:tcPr>
+          <w:p>
+            <w:r>
+              <w:t>Три мушкетёра</w:t>
             </w:r>
           </w:p>
         </w:tc>
@@ -3148,53 +3170,47 @@
             </w:pPr>
             <w:r>
               <w:rPr>
-                <w:rFonts w:hint="eastAsia"/>
-                <w:lang w:val="en-US"/>
-              </w:rPr>
-              <w:t>カウボーイ</w:t>
-            </w:r>
-            <w:r>
-              <w:rPr>
-                <w:lang w:val="en-US"/>
-              </w:rPr>
-              <w:ruby>
-                <w:rubyPr>
-                  <w:rubyAlign w:val="distributeSpace"/>
-                  <w:hps w:val="12"/>
-                  <w:hpsRaise w:val="22"/>
-                  <w:hpsBaseText w:val="24"/>
-                  <w:lid w:val="ja-JP"/>
-                </w:rubyPr>
-                <w:rt>
-                  <w:r>
-                    <w:rPr>
-                      <w:rFonts w:ascii="Yu Mincho" w:eastAsia="Yu Mincho" w:hAnsi="Yu Mincho" w:hint="eastAsia"/>
-                      <w:sz w:val="12"/>
-                      <w:lang w:val="en-US"/>
-                    </w:rPr>
-                    <w:t>がしら</w:t>
-                  </w:r>
-                </w:rt>
-                <w:rubyBase>
-                  <w:r>
-                    <w:rPr>
-                      <w:rFonts w:hint="eastAsia"/>
-                      <w:lang w:val="en-US"/>
-                    </w:rPr>
-                    <w:t>頭</w:t>
-                  </w:r>
-                </w:rubyBase>
-              </w:ruby>
-            </w:r>
-          </w:p>
-        </w:tc>
-        <w:tc>
-          <w:tcPr>
-            <w:tcW w:w="3115" w:type="dxa"/>
-          </w:tcPr>
-          <w:p>
-            <w:r>
-              <w:t>Главный ковбой</w:t>
+                <w:rFonts w:ascii="Yu Gothic" w:eastAsia="Yu Gothic" w:hAnsi="Yu Gothic"/>
+                <w:lang w:val="en-US"/>
+              </w:rPr>
+              <w:ruby>
+                <w:rubyPr>
+                  <w:rubyAlign w:val="distributeSpace"/>
+                  <w:hps w:val="12"/>
+                  <w:hpsRaise w:val="22"/>
+                  <w:hpsBaseText w:val="24"/>
+                  <w:lid w:val="ja-JP"/>
+                </w:rubyPr>
+                <w:rt>
+                  <w:r>
+                    <w:rPr>
+                      <w:rFonts w:ascii="Yu Gothic" w:eastAsia="Yu Gothic" w:hAnsi="Yu Gothic"/>
+                      <w:sz w:val="12"/>
+                      <w:lang w:val="en-US"/>
+                    </w:rPr>
+                    <w:t>おやぶん</w:t>
+                  </w:r>
+                </w:rt>
+                <w:rubyBase>
+                  <w:r>
+                    <w:rPr>
+                      <w:rFonts w:ascii="Yu Gothic" w:eastAsia="Yu Gothic" w:hAnsi="Yu Gothic"/>
+                      <w:lang w:val="en-US"/>
+                    </w:rPr>
+                    <w:t>親分</w:t>
+                  </w:r>
+                </w:rubyBase>
+              </w:ruby>
+            </w:r>
+          </w:p>
+        </w:tc>
+        <w:tc>
+          <w:tcPr>
+            <w:tcW w:w="3115" w:type="dxa"/>
+          </w:tcPr>
+          <w:p>
+            <w:r>
+              <w:t>Босс</w:t>
             </w:r>
           </w:p>
         </w:tc>
@@ -3210,10 +3226,88 @@
                 <w:lang w:val="en-US"/>
               </w:rPr>
             </w:pPr>
-            <w:r>
-              <w:rPr>
-                <w:lang w:val="en-US"/>
-              </w:rPr>
+          </w:p>
+        </w:tc>
+        <w:tc>
+          <w:tcPr>
+            <w:tcW w:w="3115" w:type="dxa"/>
+          </w:tcPr>
+          <w:p>
+            <w:pPr>
+              <w:rPr>
+                <w:rFonts w:ascii="Yu Gothic" w:eastAsia="Yu Gothic" w:hAnsi="Yu Gothic"/>
+                <w:lang w:val="en-US"/>
+              </w:rPr>
+            </w:pPr>
+            <w:r>
+              <w:rPr>
+                <w:rFonts w:hint="eastAsia"/>
+                <w:lang w:val="en-US"/>
+              </w:rPr>
+              <w:t>カウボーイ</w:t>
+            </w:r>
+            <w:r>
+              <w:rPr>
+                <w:lang w:val="en-US"/>
+              </w:rPr>
+              <w:ruby>
+                <w:rubyPr>
+                  <w:rubyAlign w:val="distributeSpace"/>
+                  <w:hps w:val="12"/>
+                  <w:hpsRaise w:val="22"/>
+                  <w:hpsBaseText w:val="24"/>
+                  <w:lid w:val="ja-JP"/>
+                </w:rubyPr>
+                <w:rt>
+                  <w:r>
+                    <w:rPr>
+                      <w:rFonts w:ascii="Yu Mincho" w:eastAsia="Yu Mincho" w:hAnsi="Yu Mincho" w:hint="eastAsia"/>
+                      <w:sz w:val="12"/>
+                      <w:lang w:val="en-US"/>
+                    </w:rPr>
+                    <w:t>がしら</w:t>
+                  </w:r>
+                </w:rt>
+                <w:rubyBase>
+                  <w:r>
+                    <w:rPr>
+                      <w:rFonts w:hint="eastAsia"/>
+                      <w:lang w:val="en-US"/>
+                    </w:rPr>
+                    <w:t>頭</w:t>
+                  </w:r>
+                </w:rubyBase>
+              </w:ruby>
+            </w:r>
+          </w:p>
+        </w:tc>
+        <w:tc>
+          <w:tcPr>
+            <w:tcW w:w="3115" w:type="dxa"/>
+          </w:tcPr>
+          <w:p>
+            <w:r>
+              <w:t>Главный ковбой</w:t>
+            </w:r>
+          </w:p>
+        </w:tc>
+      </w:tr>
+      <w:tr>
+        <w:tc>
+          <w:tcPr>
+            <w:tcW w:w="3115" w:type="dxa"/>
+          </w:tcPr>
+          <w:p>
+            <w:pPr>
+              <w:rPr>
+                <w:lang w:val="en-US"/>
+              </w:rPr>
+            </w:pPr>
+            <w:r>
+              <w:rPr>
+                <w:lang w:val="en-US"/>
+              </w:rPr>
+              <w:lastRenderedPageBreak/>
               <w:t xml:space="preserve">(Royal) </w:t>
             </w:r>
             <w:r>
@@ -6402,6 +6496,7 @@
               <w:rPr>
                 <w:lang w:val="en-US"/>
               </w:rPr>
+              <w:lastRenderedPageBreak/>
               <w:t>18</w:t>
             </w:r>
           </w:p>
@@ -6518,7 +6613,6 @@
               <w:rPr>
                 <w:lang w:val="en-US"/>
               </w:rPr>
-              <w:lastRenderedPageBreak/>
               <w:t>19</w:t>
             </w:r>
           </w:p>
@@ -10051,6 +10145,7 @@
               <w:rPr>
                 <w:lang w:val="en-US"/>
               </w:rPr>
+              <w:lastRenderedPageBreak/>
               <w:t>47</w:t>
             </w:r>
           </w:p>
@@ -10160,7 +10255,6 @@
               <w:rPr>
                 <w:lang w:val="en-US"/>
               </w:rPr>
-              <w:lastRenderedPageBreak/>
               <w:t>48</w:t>
             </w:r>
           </w:p>
@@ -13742,6 +13836,7 @@
               <w:rPr>
                 <w:lang w:val="en-US"/>
               </w:rPr>
+              <w:lastRenderedPageBreak/>
               <w:t>76</w:t>
             </w:r>
           </w:p>
@@ -13957,7 +14052,6 @@
               <w:rPr>
                 <w:lang w:val="en-US"/>
               </w:rPr>
-              <w:lastRenderedPageBreak/>
               <w:t>77</w:t>
             </w:r>
           </w:p>
@@ -17099,6 +17193,7 @@
               <w:rPr>
                 <w:lang w:val="en-US"/>
               </w:rPr>
+              <w:lastRenderedPageBreak/>
               <w:t>105</w:t>
             </w:r>
           </w:p>
@@ -17194,7 +17289,6 @@
               <w:rPr>
                 <w:lang w:val="en-US"/>
               </w:rPr>
-              <w:lastRenderedPageBreak/>
               <w:t>106</w:t>
             </w:r>
           </w:p>
